--- a/report/퀴즈 게임 앱 구현 2단계 보고서.docx
+++ b/report/퀴즈 게임 앱 구현 2단계 보고서.docx
@@ -137,7 +137,7 @@
         <w:spacing w:after="40"/>
         <w:jc w:val="center"/>
       </w:pPr>
-      <w:hyperlink w:history="1" r:id="rId4zsi0olpmnc-dtw5ct6rb">
+      <w:hyperlink w:history="1" r:id="rIddhxe6i31gtdmvm96__v-n">
         <w:r>
           <w:rPr>
             <w:rStyle w:val="Hyperlink"/>
@@ -154,7 +154,7 @@
         <w:spacing w:after="40"/>
         <w:jc w:val="center"/>
       </w:pPr>
-      <w:hyperlink w:history="1" r:id="rIdmbh6lwwyovpap0kwxxt4c">
+      <w:hyperlink w:history="1" r:id="rIdlhd7duryil3uc38ivcyzz">
         <w:r>
           <w:rPr>
             <w:rStyle w:val="Hyperlink"/>
@@ -188,7 +188,7 @@
         </w:rPr>
         <w:t xml:space="preserve">구현 2단계 시점의 앱: </w:t>
       </w:r>
-      <w:hyperlink w:history="1" r:id="rIdc1hinmyqycecyrlemk19w">
+      <w:hyperlink w:history="1" r:id="rIdxytg62phzrou5wv31jxgb">
         <w:r>
           <w:rPr>
             <w:rStyle w:val="Hyperlink"/>
@@ -5257,20 +5257,50 @@
         </w:rPr>
         <w:t xml:space="preserve">증빙(캡처, 확인 기록, 명령 결과)은 저장소의 </w:t>
       </w:r>
-      <w:hyperlink w:history="1" r:id="rIdgt6knuvuz0ssabycdu9hy">
+      <w:r>
+        <w:rPr>
+          <w:rFonts w:ascii="Consolas" w:cs="Consolas" w:eastAsia="Consolas" w:hAnsi="Consolas"/>
+          <w:sz w:val="19"/>
+          <w:szCs w:val="19"/>
+        </w:rPr>
+        <w:t xml:space="preserve">report/증빙</w:t>
+      </w:r>
+      <w:r>
+        <w:rPr>
+          <w:rFonts w:ascii="맑은 고딕" w:cs="맑은 고딕" w:eastAsia="맑은 고딕" w:hAnsi="맑은 고딕"/>
+        </w:rPr>
+        <w:t xml:space="preserve"> 폴더에 둠</w:t>
+      </w:r>
+    </w:p>
+    <w:p>
+      <w:pPr>
+        <w:pStyle w:val="ListParagraph"/>
+        <w:numPr>
+          <w:ilvl w:val="1"/>
+          <w:numId w:val="2"/>
+        </w:numPr>
+        <w:spacing w:after="60" w:line="300"/>
+      </w:pPr>
+      <w:r>
+        <w:rPr>
+          <w:rFonts w:ascii="맑은 고딕" w:cs="맑은 고딕" w:eastAsia="맑은 고딕" w:hAnsi="맑은 고딕"/>
+        </w:rPr>
+        <w:t xml:space="preserve">확인 기록의 예는 </w:t>
+      </w:r>
+      <w:hyperlink w:history="1" r:id="rIdk4hfmf3zpxwucfkzjz2ix">
         <w:r>
           <w:rPr>
             <w:rStyle w:val="Hyperlink"/>
             <w:rFonts w:ascii="맑은 고딕" w:cs="맑은 고딕" w:eastAsia="맑은 고딕" w:hAnsi="맑은 고딕"/>
           </w:rPr>
-          <w:t xml:space="preserve">report/증빙</w:t>
+          <w:t xml:space="preserve">구현 2단계 확인 기록</w:t>
         </w:r>
       </w:hyperlink>
       <w:r>
         <w:rPr>
           <w:rFonts w:ascii="맑은 고딕" w:cs="맑은 고딕" w:eastAsia="맑은 고딕" w:hAnsi="맑은 고딕"/>
         </w:rPr>
-        <w:t xml:space="preserve"> 폴더에 둠</w:t>
+        <w:t xml:space="preserve">임. 무엇을 누가 언제 확인했는지를 첫머리에 적고, 확인 항목마다 결과와 증빙 캡처의 파일 이름을 표로 적었음</w:t>
       </w:r>
     </w:p>
     <w:p>
@@ -11858,7 +11888,7 @@
         </w:rPr>
         <w:t xml:space="preserve">항목별 결과와 캡처는 </w:t>
       </w:r>
-      <w:hyperlink w:history="1" r:id="rId1glh8is2lgggsjds-a0fs">
+      <w:hyperlink w:history="1" r:id="rId9tk49zm1s1fnwhtt9qwho">
         <w:r>
           <w:rPr>
             <w:rStyle w:val="Hyperlink"/>
@@ -17006,7 +17036,7 @@
         </w:rPr>
         <w:t xml:space="preserve">2-1~2-8은 확인 세션의 클로드가 브라우저 도구로 실제로 클릭하고 기다려 확인했고, 캡처 11장을 남겼음(</w:t>
       </w:r>
-      <w:hyperlink w:history="1" r:id="rIdiczo2d9v2t35dtdlockzi">
+      <w:hyperlink w:history="1" r:id="rIdrmkzr7cov4guwemscc_he">
         <w:r>
           <w:rPr>
             <w:rStyle w:val="Hyperlink"/>
@@ -26551,7 +26581,7 @@
         </w:rPr>
         <w:t xml:space="preserve">바뀐 12문항은 확인표(</w:t>
       </w:r>
-      <w:hyperlink w:history="1" r:id="rIdxikefmzbaap-j0zeq0ddv">
+      <w:hyperlink w:history="1" r:id="rId74qmiwibjbh8ptiwiiall">
         <w:r>
           <w:rPr>
             <w:rStyle w:val="Hyperlink"/>
@@ -32248,7 +32278,7 @@
         </w:rPr>
         <w:t xml:space="preserve">1. 강맹규 원저, 신해웅 편집, </w:t>
       </w:r>
-      <w:hyperlink w:history="1" r:id="rIdkhbi1l8jkab13jaugq6x9">
+      <w:hyperlink w:history="1" r:id="rIdivrwzqh0b9p3aoscjbcet">
         <w:r>
           <w:rPr>
             <w:rStyle w:val="Hyperlink"/>
@@ -32274,7 +32304,7 @@
         </w:rPr>
         <w:t xml:space="preserve">2. 신해웅, "</w:t>
       </w:r>
-      <w:hyperlink w:history="1" r:id="rIdzf9hrsjvggewvyzfnitq9">
+      <w:hyperlink w:history="1" r:id="rIdjtcww4aykte65c5fq4nvy">
         <w:r>
           <w:rPr>
             <w:rStyle w:val="Hyperlink"/>
@@ -32300,7 +32330,7 @@
         </w:rPr>
         <w:t xml:space="preserve">3. 신해웅, "</w:t>
       </w:r>
-      <w:hyperlink w:history="1" r:id="rIdbe--rvq4nkfojohndegco">
+      <w:hyperlink w:history="1" r:id="rIdwdk900mgbckruhd56ilhu">
         <w:r>
           <w:rPr>
             <w:rStyle w:val="Hyperlink"/>
@@ -32326,7 +32356,7 @@
         </w:rPr>
         <w:t xml:space="preserve">4. 신해웅, "</w:t>
       </w:r>
-      <w:hyperlink w:history="1" r:id="rIdqir3yaayh-qo1gvlpmwl_">
+      <w:hyperlink w:history="1" r:id="rIddoraqlfxzjkxhzr2yxoac">
         <w:r>
           <w:rPr>
             <w:rStyle w:val="Hyperlink"/>
@@ -32366,7 +32396,7 @@
         </w:rPr>
         <w:t xml:space="preserve">5. 신해웅, "</w:t>
       </w:r>
-      <w:hyperlink w:history="1" r:id="rIdwfaffjog_r7bpywetzzed">
+      <w:hyperlink w:history="1" r:id="rIdxsude8xquhtttqfd30rbj">
         <w:r>
           <w:rPr>
             <w:rStyle w:val="Hyperlink"/>
@@ -32392,7 +32422,7 @@
         </w:rPr>
         <w:t xml:space="preserve">6. Fowler, M., "</w:t>
       </w:r>
-      <w:hyperlink w:history="1" r:id="rIduecgkkjzpiw0ca_i8lb76">
+      <w:hyperlink w:history="1" r:id="rIdbpbshajksd4xselme9n_3">
         <w:r>
           <w:rPr>
             <w:rStyle w:val="Hyperlink"/>
@@ -32418,7 +32448,7 @@
         </w:rPr>
         <w:t xml:space="preserve">7. Fowler, M., "</w:t>
       </w:r>
-      <w:hyperlink w:history="1" r:id="rIdbqrvjz1n3jafqptfhnzhg">
+      <w:hyperlink w:history="1" r:id="rIdjh3aqarswe7ehzl0skb_m">
         <w:r>
           <w:rPr>
             <w:rStyle w:val="Hyperlink"/>
@@ -32444,7 +32474,7 @@
         </w:rPr>
         <w:t xml:space="preserve">8. Git Project, "</w:t>
       </w:r>
-      <w:hyperlink w:history="1" r:id="rId1i2g6avacaffzpfkjvbxu">
+      <w:hyperlink w:history="1" r:id="rId9reomp85kccgkrs9rxva3">
         <w:r>
           <w:rPr>
             <w:rStyle w:val="Hyperlink"/>
@@ -32470,7 +32500,7 @@
         </w:rPr>
         <w:t xml:space="preserve">9. Vincent, J., "</w:t>
       </w:r>
-      <w:hyperlink w:history="1" r:id="rIdxb6vkkj1ig821ahq_2etg">
+      <w:hyperlink w:history="1" r:id="rIdrvpbscxeknd2yyjuqh8fy">
         <w:r>
           <w:rPr>
             <w:rStyle w:val="Hyperlink"/>

--- a/report/퀴즈 게임 앱 구현 2단계 보고서.docx
+++ b/report/퀴즈 게임 앱 구현 2단계 보고서.docx
@@ -137,7 +137,7 @@
         <w:spacing w:after="40"/>
         <w:jc w:val="center"/>
       </w:pPr>
-      <w:hyperlink w:history="1" r:id="rIddhxe6i31gtdmvm96__v-n">
+      <w:hyperlink w:history="1" r:id="rIdhjeqhamtg41tvvk8i1rht">
         <w:r>
           <w:rPr>
             <w:rStyle w:val="Hyperlink"/>
@@ -154,7 +154,7 @@
         <w:spacing w:after="40"/>
         <w:jc w:val="center"/>
       </w:pPr>
-      <w:hyperlink w:history="1" r:id="rIdlhd7duryil3uc38ivcyzz">
+      <w:hyperlink w:history="1" r:id="rIdoqckdlo5jc9vls60_jbcq">
         <w:r>
           <w:rPr>
             <w:rStyle w:val="Hyperlink"/>
@@ -188,7 +188,7 @@
         </w:rPr>
         <w:t xml:space="preserve">구현 2단계 시점의 앱: </w:t>
       </w:r>
-      <w:hyperlink w:history="1" r:id="rIdxytg62phzrou5wv31jxgb">
+      <w:hyperlink w:history="1" r:id="rIdzrg6lbbpdh6nbnaiis0e8">
         <w:r>
           <w:rPr>
             <w:rStyle w:val="Hyperlink"/>
@@ -5223,7 +5223,22 @@
         <w:rPr>
           <w:rFonts w:ascii="맑은 고딕" w:cs="맑은 고딕" w:eastAsia="맑은 고딕" w:hAnsi="맑은 고딕"/>
         </w:rPr>
-        <w:t xml:space="preserve">대화 기록에서 클로드의 답이 “[guard] 답을 고치는 중임.” 한 줄로만 나온 곳이 있음. guard가 원래 답을 막아 화면에 내보내지 않은 자리이며, 다시 쓴 답은 그다음에 나옴</w:t>
+        <w:t xml:space="preserve">대화 기록에서 클로드의 답이 “[guard] 답을 고치는 중임.” 한 줄로만 나온 곳이 있음. guard가 원래 답을 막아 화면에 내보내지 않은 자리이며, 다시 쓴 답은 그다음에 나옴(자세한 설명은 </w:t>
+      </w:r>
+      <w:hyperlink w:history="1" r:id="rIdjclwah-gmehw4tfhzfv7i">
+        <w:r>
+          <w:rPr>
+            <w:rStyle w:val="Hyperlink"/>
+            <w:rFonts w:ascii="맑은 고딕" w:cs="맑은 고딕" w:eastAsia="맑은 고딕" w:hAnsi="맑은 고딕"/>
+          </w:rPr>
+          <w:t xml:space="preserve">guard 설명 문서의 「답을 내보내기 전에 하는 검사」</w:t>
+        </w:r>
+      </w:hyperlink>
+      <w:r>
+        <w:rPr>
+          <w:rFonts w:ascii="맑은 고딕" w:cs="맑은 고딕" w:eastAsia="맑은 고딕" w:hAnsi="맑은 고딕"/>
+        </w:rPr>
+        <w:t xml:space="preserve">)</w:t>
       </w:r>
     </w:p>
     <w:p>
@@ -5287,7 +5302,7 @@
         </w:rPr>
         <w:t xml:space="preserve">확인 기록의 예는 </w:t>
       </w:r>
-      <w:hyperlink w:history="1" r:id="rIdk4hfmf3zpxwucfkzjz2ix">
+      <w:hyperlink w:history="1" r:id="rIdr2d7ywllpg8ypiqkqpecn">
         <w:r>
           <w:rPr>
             <w:rStyle w:val="Hyperlink"/>
@@ -11888,7 +11903,7 @@
         </w:rPr>
         <w:t xml:space="preserve">항목별 결과와 캡처는 </w:t>
       </w:r>
-      <w:hyperlink w:history="1" r:id="rId9tk49zm1s1fnwhtt9qwho">
+      <w:hyperlink w:history="1" r:id="rIdokmhh4qyngqtiz_bzqjpd">
         <w:r>
           <w:rPr>
             <w:rStyle w:val="Hyperlink"/>
@@ -12995,7 +13010,7 @@
                     </pic:cNvPicPr>
                   </pic:nvPicPr>
                   <pic:blipFill>
-                    <a:blip r:embed="rId77" cstate="none"/>
+                    <a:blip r:embed="rId78" cstate="none"/>
                     <a:srcRect/>
                     <a:stretch>
                       <a:fillRect/>
@@ -17036,7 +17051,7 @@
         </w:rPr>
         <w:t xml:space="preserve">2-1~2-8은 확인 세션의 클로드가 브라우저 도구로 실제로 클릭하고 기다려 확인했고, 캡처 11장을 남겼음(</w:t>
       </w:r>
-      <w:hyperlink w:history="1" r:id="rIdrmkzr7cov4guwemscc_he">
+      <w:hyperlink w:history="1" r:id="rIdxoihhqxxh4qhjotnlgflt">
         <w:r>
           <w:rPr>
             <w:rStyle w:val="Hyperlink"/>
@@ -17079,161 +17094,6 @@
             <wp:extent cx="1343025" cy="1333500"/>
             <wp:effectExtent t="0" r="0" b="0" l="0"/>
             <wp:docPr id="2" name="" descr="" title=""/>
-            <wp:cNvGraphicFramePr>
-              <a:graphicFrameLocks xmlns:a="http://schemas.openxmlformats.org/drawingml/2006/main" noChangeAspect="1"/>
-            </wp:cNvGraphicFramePr>
-            <a:graphic xmlns:a="http://schemas.openxmlformats.org/drawingml/2006/main">
-              <a:graphicData uri="http://schemas.openxmlformats.org/drawingml/2006/picture">
-                <pic:pic xmlns:pic="http://schemas.openxmlformats.org/drawingml/2006/picture">
-                  <pic:nvPicPr>
-                    <pic:cNvPr id="0" name="" descr=""/>
-                    <pic:cNvPicPr>
-                      <a:picLocks noChangeAspect="1" noChangeArrowheads="1"/>
-                    </pic:cNvPicPr>
-                  </pic:nvPicPr>
-                  <pic:blipFill>
-                    <a:blip r:embed="rId78" cstate="none"/>
-                    <a:srcRect/>
-                    <a:stretch>
-                      <a:fillRect/>
-                    </a:stretch>
-                  </pic:blipFill>
-                  <pic:spPr bwMode="auto">
-                    <a:xfrm>
-                      <a:off x="0" y="0"/>
-                      <a:ext cx="1343025" cy="1333500"/>
-                    </a:xfrm>
-                    <a:prstGeom prst="rect">
-                      <a:avLst/>
-                    </a:prstGeom>
-                  </pic:spPr>
-                </pic:pic>
-              </a:graphicData>
-            </a:graphic>
-          </wp:inline>
-        </w:drawing>
-      </w:r>
-    </w:p>
-    <w:p>
-      <w:pPr>
-        <w:keepNext w:val="false"/>
-        <w:spacing w:after="160" w:before="0"/>
-        <w:ind w:left="720"/>
-        <w:jc w:val="left"/>
-      </w:pPr>
-      <w:r>
-        <w:rPr>
-          <w:rFonts w:ascii="맑은 고딕" w:cs="맑은 고딕" w:eastAsia="맑은 고딕" w:hAnsi="맑은 고딕"/>
-          <w:b/>
-          <w:bCs/>
-          <w:sz w:val="19"/>
-          <w:szCs w:val="19"/>
-        </w:rPr>
-        <w:t xml:space="preserve">그림 2. 틀린 문제 다시 풀기의 결과 화면(확인 항목 2-7)</w:t>
-      </w:r>
-    </w:p>
-    <w:p>
-      <w:pPr>
-        <w:pStyle w:val="Heading2"/>
-      </w:pPr>
-      <w:bookmarkStart w:name="_Toc18" w:id="18"/>
-      <w:r>
-        <w:rPr>
-          <w:rFonts w:ascii="맑은 고딕" w:cs="맑은 고딕" w:eastAsia="맑은 고딕" w:hAnsi="맑은 고딕"/>
-        </w:rPr>
-        <w:t xml:space="preserve">4.2 학번과 이름의 표시와 배포</w:t>
-      </w:r>
-      <w:bookmarkEnd w:id="18"/>
-    </w:p>
-    <w:p>
-      <w:pPr>
-        <w:pStyle w:val="ListParagraph"/>
-        <w:numPr>
-          <w:ilvl w:val="0"/>
-          <w:numId w:val="2"/>
-        </w:numPr>
-        <w:spacing w:after="40" w:before="120" w:line="300"/>
-      </w:pPr>
-      <w:r>
-        <w:rPr>
-          <w:rFonts w:ascii="맑은 고딕" w:cs="맑은 고딕" w:eastAsia="맑은 고딕" w:hAnsi="맑은 고딕"/>
-        </w:rPr>
-        <w:t xml:space="preserve">시작 화면 맨 위에 학번과 이름을 표시해 배포했고, 배포된 주소에서 이를 확인했음</w:t>
-      </w:r>
-    </w:p>
-    <w:p>
-      <w:pPr>
-        <w:pStyle w:val="ListParagraph"/>
-        <w:numPr>
-          <w:ilvl w:val="1"/>
-          <w:numId w:val="2"/>
-        </w:numPr>
-        <w:spacing w:after="60" w:line="300"/>
-      </w:pPr>
-      <w:r>
-        <w:rPr>
-          <w:rFonts w:ascii="맑은 고딕" w:cs="맑은 고딕" w:eastAsia="맑은 고딕" w:hAnsi="맑은 고딕"/>
-        </w:rPr>
-        <w:t xml:space="preserve">그림 3은 배포된 주소의 시작 화면이며, 맨 위에 “학번 xxxx 이름 신해웅”이 보임</w:t>
-      </w:r>
-    </w:p>
-    <w:p>
-      <w:pPr>
-        <w:pStyle w:val="ListParagraph"/>
-        <w:numPr>
-          <w:ilvl w:val="1"/>
-          <w:numId w:val="2"/>
-        </w:numPr>
-        <w:spacing w:after="60" w:line="300"/>
-      </w:pPr>
-      <w:r>
-        <w:rPr>
-          <w:rFonts w:ascii="맑은 고딕" w:cs="맑은 고딕" w:eastAsia="맑은 고딕" w:hAnsi="맑은 고딕"/>
-        </w:rPr>
-        <w:t xml:space="preserve">2단계 구현 세션의 클로드가 학번과 이름을 </w:t>
-      </w:r>
-      <w:r>
-        <w:rPr>
-          <w:rFonts w:ascii="Consolas" w:cs="Consolas" w:eastAsia="Consolas" w:hAnsi="Consolas"/>
-          <w:sz w:val="19"/>
-          <w:szCs w:val="19"/>
-        </w:rPr>
-        <w:t xml:space="preserve">master</w:t>
-      </w:r>
-      <w:r>
-        <w:rPr>
-          <w:rFonts w:ascii="맑은 고딕" w:cs="맑은 고딕" w:eastAsia="맑은 고딕" w:hAnsi="맑은 고딕"/>
-        </w:rPr>
-        <w:t xml:space="preserve">에 바로 커밋했고, PRD의 시작 화면 요소에도 한 줄을 더했음</w:t>
-      </w:r>
-    </w:p>
-    <w:p>
-      <w:pPr>
-        <w:pStyle w:val="ListParagraph"/>
-        <w:numPr>
-          <w:ilvl w:val="1"/>
-          <w:numId w:val="2"/>
-        </w:numPr>
-        <w:spacing w:after="60" w:line="300"/>
-      </w:pPr>
-      <w:r>
-        <w:rPr>
-          <w:rFonts w:ascii="맑은 고딕" w:cs="맑은 고딕" w:eastAsia="맑은 고딕" w:hAnsi="맑은 고딕"/>
-        </w:rPr>
-        <w:t xml:space="preserve">그림 3의 화면은 감점 항목 다섯 가지 가운데 시작 화면 맨 위의 학번과 이름에 대한 증빙임</w:t>
-      </w:r>
-    </w:p>
-    <w:p>
-      <w:pPr>
-        <w:spacing w:after="40" w:before="80"/>
-        <w:ind w:left="720"/>
-      </w:pPr>
-      <w:r>
-        <w:drawing>
-          <wp:inline distT="0" distB="0" distL="0" distR="0">
-            <wp:extent cx="5572125" cy="3171825"/>
-            <wp:effectExtent t="0" r="0" b="0" l="0"/>
-            <wp:docPr id="3" name="" descr="" title=""/>
             <wp:cNvGraphicFramePr>
               <a:graphicFrameLocks xmlns:a="http://schemas.openxmlformats.org/drawingml/2006/main" noChangeAspect="1"/>
             </wp:cNvGraphicFramePr>
@@ -17256,6 +17116,161 @@
                   <pic:spPr bwMode="auto">
                     <a:xfrm>
                       <a:off x="0" y="0"/>
+                      <a:ext cx="1343025" cy="1333500"/>
+                    </a:xfrm>
+                    <a:prstGeom prst="rect">
+                      <a:avLst/>
+                    </a:prstGeom>
+                  </pic:spPr>
+                </pic:pic>
+              </a:graphicData>
+            </a:graphic>
+          </wp:inline>
+        </w:drawing>
+      </w:r>
+    </w:p>
+    <w:p>
+      <w:pPr>
+        <w:keepNext w:val="false"/>
+        <w:spacing w:after="160" w:before="0"/>
+        <w:ind w:left="720"/>
+        <w:jc w:val="left"/>
+      </w:pPr>
+      <w:r>
+        <w:rPr>
+          <w:rFonts w:ascii="맑은 고딕" w:cs="맑은 고딕" w:eastAsia="맑은 고딕" w:hAnsi="맑은 고딕"/>
+          <w:b/>
+          <w:bCs/>
+          <w:sz w:val="19"/>
+          <w:szCs w:val="19"/>
+        </w:rPr>
+        <w:t xml:space="preserve">그림 2. 틀린 문제 다시 풀기의 결과 화면(확인 항목 2-7)</w:t>
+      </w:r>
+    </w:p>
+    <w:p>
+      <w:pPr>
+        <w:pStyle w:val="Heading2"/>
+      </w:pPr>
+      <w:bookmarkStart w:name="_Toc18" w:id="18"/>
+      <w:r>
+        <w:rPr>
+          <w:rFonts w:ascii="맑은 고딕" w:cs="맑은 고딕" w:eastAsia="맑은 고딕" w:hAnsi="맑은 고딕"/>
+        </w:rPr>
+        <w:t xml:space="preserve">4.2 학번과 이름의 표시와 배포</w:t>
+      </w:r>
+      <w:bookmarkEnd w:id="18"/>
+    </w:p>
+    <w:p>
+      <w:pPr>
+        <w:pStyle w:val="ListParagraph"/>
+        <w:numPr>
+          <w:ilvl w:val="0"/>
+          <w:numId w:val="2"/>
+        </w:numPr>
+        <w:spacing w:after="40" w:before="120" w:line="300"/>
+      </w:pPr>
+      <w:r>
+        <w:rPr>
+          <w:rFonts w:ascii="맑은 고딕" w:cs="맑은 고딕" w:eastAsia="맑은 고딕" w:hAnsi="맑은 고딕"/>
+        </w:rPr>
+        <w:t xml:space="preserve">시작 화면 맨 위에 학번과 이름을 표시해 배포했고, 배포된 주소에서 이를 확인했음</w:t>
+      </w:r>
+    </w:p>
+    <w:p>
+      <w:pPr>
+        <w:pStyle w:val="ListParagraph"/>
+        <w:numPr>
+          <w:ilvl w:val="1"/>
+          <w:numId w:val="2"/>
+        </w:numPr>
+        <w:spacing w:after="60" w:line="300"/>
+      </w:pPr>
+      <w:r>
+        <w:rPr>
+          <w:rFonts w:ascii="맑은 고딕" w:cs="맑은 고딕" w:eastAsia="맑은 고딕" w:hAnsi="맑은 고딕"/>
+        </w:rPr>
+        <w:t xml:space="preserve">그림 3은 배포된 주소의 시작 화면이며, 맨 위에 “학번 xxxx 이름 신해웅”이 보임</w:t>
+      </w:r>
+    </w:p>
+    <w:p>
+      <w:pPr>
+        <w:pStyle w:val="ListParagraph"/>
+        <w:numPr>
+          <w:ilvl w:val="1"/>
+          <w:numId w:val="2"/>
+        </w:numPr>
+        <w:spacing w:after="60" w:line="300"/>
+      </w:pPr>
+      <w:r>
+        <w:rPr>
+          <w:rFonts w:ascii="맑은 고딕" w:cs="맑은 고딕" w:eastAsia="맑은 고딕" w:hAnsi="맑은 고딕"/>
+        </w:rPr>
+        <w:t xml:space="preserve">2단계 구현 세션의 클로드가 학번과 이름을 </w:t>
+      </w:r>
+      <w:r>
+        <w:rPr>
+          <w:rFonts w:ascii="Consolas" w:cs="Consolas" w:eastAsia="Consolas" w:hAnsi="Consolas"/>
+          <w:sz w:val="19"/>
+          <w:szCs w:val="19"/>
+        </w:rPr>
+        <w:t xml:space="preserve">master</w:t>
+      </w:r>
+      <w:r>
+        <w:rPr>
+          <w:rFonts w:ascii="맑은 고딕" w:cs="맑은 고딕" w:eastAsia="맑은 고딕" w:hAnsi="맑은 고딕"/>
+        </w:rPr>
+        <w:t xml:space="preserve">에 바로 커밋했고, PRD의 시작 화면 요소에도 한 줄을 더했음</w:t>
+      </w:r>
+    </w:p>
+    <w:p>
+      <w:pPr>
+        <w:pStyle w:val="ListParagraph"/>
+        <w:numPr>
+          <w:ilvl w:val="1"/>
+          <w:numId w:val="2"/>
+        </w:numPr>
+        <w:spacing w:after="60" w:line="300"/>
+      </w:pPr>
+      <w:r>
+        <w:rPr>
+          <w:rFonts w:ascii="맑은 고딕" w:cs="맑은 고딕" w:eastAsia="맑은 고딕" w:hAnsi="맑은 고딕"/>
+        </w:rPr>
+        <w:t xml:space="preserve">그림 3의 화면은 감점 항목 다섯 가지 가운데 시작 화면 맨 위의 학번과 이름에 대한 증빙임</w:t>
+      </w:r>
+    </w:p>
+    <w:p>
+      <w:pPr>
+        <w:spacing w:after="40" w:before="80"/>
+        <w:ind w:left="720"/>
+      </w:pPr>
+      <w:r>
+        <w:drawing>
+          <wp:inline distT="0" distB="0" distL="0" distR="0">
+            <wp:extent cx="5572125" cy="3171825"/>
+            <wp:effectExtent t="0" r="0" b="0" l="0"/>
+            <wp:docPr id="3" name="" descr="" title=""/>
+            <wp:cNvGraphicFramePr>
+              <a:graphicFrameLocks xmlns:a="http://schemas.openxmlformats.org/drawingml/2006/main" noChangeAspect="1"/>
+            </wp:cNvGraphicFramePr>
+            <a:graphic xmlns:a="http://schemas.openxmlformats.org/drawingml/2006/main">
+              <a:graphicData uri="http://schemas.openxmlformats.org/drawingml/2006/picture">
+                <pic:pic xmlns:pic="http://schemas.openxmlformats.org/drawingml/2006/picture">
+                  <pic:nvPicPr>
+                    <pic:cNvPr id="0" name="" descr=""/>
+                    <pic:cNvPicPr>
+                      <a:picLocks noChangeAspect="1" noChangeArrowheads="1"/>
+                    </pic:cNvPicPr>
+                  </pic:nvPicPr>
+                  <pic:blipFill>
+                    <a:blip r:embed="rId80" cstate="none"/>
+                    <a:srcRect/>
+                    <a:stretch>
+                      <a:fillRect/>
+                    </a:stretch>
+                  </pic:blipFill>
+                  <pic:spPr bwMode="auto">
+                    <a:xfrm>
+                      <a:off x="0" y="0"/>
                       <a:ext cx="5572125" cy="3171825"/>
                     </a:xfrm>
                     <a:prstGeom prst="rect">
@@ -19122,7 +19137,7 @@
                     </pic:cNvPicPr>
                   </pic:nvPicPr>
                   <pic:blipFill>
-                    <a:blip r:embed="rId80" cstate="none"/>
+                    <a:blip r:embed="rId81" cstate="none"/>
                     <a:srcRect/>
                     <a:stretch>
                       <a:fillRect/>
@@ -22420,7 +22435,7 @@
                     </pic:cNvPicPr>
                   </pic:nvPicPr>
                   <pic:blipFill>
-                    <a:blip r:embed="rId81" cstate="none"/>
+                    <a:blip r:embed="rId82" cstate="none"/>
                     <a:srcRect/>
                     <a:stretch>
                       <a:fillRect/>
@@ -22662,7 +22677,7 @@
                     </pic:cNvPicPr>
                   </pic:nvPicPr>
                   <pic:blipFill>
-                    <a:blip r:embed="rId82" cstate="none"/>
+                    <a:blip r:embed="rId83" cstate="none"/>
                     <a:srcRect/>
                     <a:stretch>
                       <a:fillRect/>
@@ -22726,7 +22741,7 @@
                     </pic:cNvPicPr>
                   </pic:nvPicPr>
                   <pic:blipFill>
-                    <a:blip r:embed="rId83" cstate="none"/>
+                    <a:blip r:embed="rId84" cstate="none"/>
                     <a:srcRect/>
                     <a:stretch>
                       <a:fillRect/>
@@ -26581,7 +26596,7 @@
         </w:rPr>
         <w:t xml:space="preserve">바뀐 12문항은 확인표(</w:t>
       </w:r>
-      <w:hyperlink w:history="1" r:id="rId74qmiwibjbh8ptiwiiall">
+      <w:hyperlink w:history="1" r:id="rIdz3uqll0vxwhapjgfqxnzv">
         <w:r>
           <w:rPr>
             <w:rStyle w:val="Hyperlink"/>
@@ -32278,7 +32293,7 @@
         </w:rPr>
         <w:t xml:space="preserve">1. 강맹규 원저, 신해웅 편집, </w:t>
       </w:r>
-      <w:hyperlink w:history="1" r:id="rIdivrwzqh0b9p3aoscjbcet">
+      <w:hyperlink w:history="1" r:id="rId5sqonxkpzo64cooxyyyjz">
         <w:r>
           <w:rPr>
             <w:rStyle w:val="Hyperlink"/>
@@ -32304,7 +32319,7 @@
         </w:rPr>
         <w:t xml:space="preserve">2. 신해웅, "</w:t>
       </w:r>
-      <w:hyperlink w:history="1" r:id="rIdjtcww4aykte65c5fq4nvy">
+      <w:hyperlink w:history="1" r:id="rIdoqedkuy_1jv5mvr4dgeyg">
         <w:r>
           <w:rPr>
             <w:rStyle w:val="Hyperlink"/>
@@ -32330,7 +32345,7 @@
         </w:rPr>
         <w:t xml:space="preserve">3. 신해웅, "</w:t>
       </w:r>
-      <w:hyperlink w:history="1" r:id="rIdwdk900mgbckruhd56ilhu">
+      <w:hyperlink w:history="1" r:id="rId_6cht-sjobdb6f8h4dm0j">
         <w:r>
           <w:rPr>
             <w:rStyle w:val="Hyperlink"/>
@@ -32356,7 +32371,7 @@
         </w:rPr>
         <w:t xml:space="preserve">4. 신해웅, "</w:t>
       </w:r>
-      <w:hyperlink w:history="1" r:id="rIddoraqlfxzjkxhzr2yxoac">
+      <w:hyperlink w:history="1" r:id="rIdt84u7cezsj3piztccbmhk">
         <w:r>
           <w:rPr>
             <w:rStyle w:val="Hyperlink"/>
@@ -32396,7 +32411,7 @@
         </w:rPr>
         <w:t xml:space="preserve">5. 신해웅, "</w:t>
       </w:r>
-      <w:hyperlink w:history="1" r:id="rIdxsude8xquhtttqfd30rbj">
+      <w:hyperlink w:history="1" r:id="rId7l2fcjyswninmrp0ax5j8">
         <w:r>
           <w:rPr>
             <w:rStyle w:val="Hyperlink"/>
@@ -32422,7 +32437,7 @@
         </w:rPr>
         <w:t xml:space="preserve">6. Fowler, M., "</w:t>
       </w:r>
-      <w:hyperlink w:history="1" r:id="rIdbpbshajksd4xselme9n_3">
+      <w:hyperlink w:history="1" r:id="rIdjqi1wgdqhlg1lhmhg6yro">
         <w:r>
           <w:rPr>
             <w:rStyle w:val="Hyperlink"/>
@@ -32448,7 +32463,7 @@
         </w:rPr>
         <w:t xml:space="preserve">7. Fowler, M., "</w:t>
       </w:r>
-      <w:hyperlink w:history="1" r:id="rIdjh3aqarswe7ehzl0skb_m">
+      <w:hyperlink w:history="1" r:id="rIdwyewyjchw0prxqck4l7pi">
         <w:r>
           <w:rPr>
             <w:rStyle w:val="Hyperlink"/>
@@ -32474,7 +32489,7 @@
         </w:rPr>
         <w:t xml:space="preserve">8. Git Project, "</w:t>
       </w:r>
-      <w:hyperlink w:history="1" r:id="rId9reomp85kccgkrs9rxva3">
+      <w:hyperlink w:history="1" r:id="rIdorgco3h4pftlcnujn8gph">
         <w:r>
           <w:rPr>
             <w:rStyle w:val="Hyperlink"/>
@@ -32500,7 +32515,7 @@
         </w:rPr>
         <w:t xml:space="preserve">9. Vincent, J., "</w:t>
       </w:r>
-      <w:hyperlink w:history="1" r:id="rIdrvpbscxeknd2yyjuqh8fy">
+      <w:hyperlink w:history="1" r:id="rIdsgnqgghtaeb3jtlgswivt">
         <w:r>
           <w:rPr>
             <w:rStyle w:val="Hyperlink"/>

--- a/report/퀴즈 게임 앱 구현 2단계 보고서.docx
+++ b/report/퀴즈 게임 앱 구현 2단계 보고서.docx
@@ -137,7 +137,7 @@
         <w:spacing w:after="40"/>
         <w:jc w:val="center"/>
       </w:pPr>
-      <w:hyperlink w:history="1" r:id="rIddx-dhsxrvvwvaez0hv9oj">
+      <w:hyperlink w:history="1" r:id="rIdmsfbo9-viriqgsggqoplx">
         <w:r>
           <w:rPr>
             <w:rStyle w:val="Hyperlink"/>
@@ -154,7 +154,7 @@
         <w:spacing w:after="40"/>
         <w:jc w:val="center"/>
       </w:pPr>
-      <w:hyperlink w:history="1" r:id="rIdblpxpjncx9z2kkmplgrme">
+      <w:hyperlink w:history="1" r:id="rIdzbsrzaesblwq5oxm5cqom">
         <w:r>
           <w:rPr>
             <w:rStyle w:val="Hyperlink"/>
@@ -188,7 +188,7 @@
         </w:rPr>
         <w:t xml:space="preserve">구현 2단계 시점의 앱: </w:t>
       </w:r>
-      <w:hyperlink w:history="1" r:id="rIdr-d8lvpiiuwhiglamdtp-">
+      <w:hyperlink w:history="1" r:id="rIdae9htn21ffxyb6blnldhf">
         <w:r>
           <w:rPr>
             <w:rStyle w:val="Hyperlink"/>
@@ -5351,7 +5351,7 @@
         </w:rPr>
         <w:t xml:space="preserve">대화 기록에서 클로드의 답이 “[guard] 답을 고치는 중임.” 한 줄로만 나온 곳이 있음. guard가 원래 답을 막아 화면에 내보내지 않은 자리이며, 다시 쓴 답은 그다음에 나옴(자세한 설명은 </w:t>
       </w:r>
-      <w:hyperlink w:history="1" r:id="rIdu9kft2dt8_816dtz2cdww">
+      <w:hyperlink w:history="1" r:id="rIdn8zw1vd384lb0f2qb2w-o">
         <w:r>
           <w:rPr>
             <w:rStyle w:val="Hyperlink"/>
@@ -5444,7 +5444,7 @@
         </w:rPr>
         <w:t xml:space="preserve">확인 기록의 예는 </w:t>
       </w:r>
-      <w:hyperlink w:history="1" r:id="rId3enpbcg0fpzwivzrdv3kv">
+      <w:hyperlink w:history="1" r:id="rId4a51tgsmpreuzyfwncqkf">
         <w:r>
           <w:rPr>
             <w:rStyle w:val="Hyperlink"/>
@@ -12506,7 +12506,7 @@
         </w:rPr>
         <w:t xml:space="preserve">항목별 결과와 캡처는 </w:t>
       </w:r>
-      <w:hyperlink w:history="1" r:id="rIdcnz961fmyr2mvywhl8jj4">
+      <w:hyperlink w:history="1" r:id="rIdubs4kaky8jdqmxxtq9rcq">
         <w:r>
           <w:rPr>
             <w:rStyle w:val="Hyperlink"/>
@@ -13709,7 +13709,7 @@
                     </pic:cNvPicPr>
                   </pic:nvPicPr>
                   <pic:blipFill>
-                    <a:blip r:embed="rId90" cstate="none"/>
+                    <a:blip r:embed="rId91" cstate="none"/>
                     <a:srcRect/>
                     <a:stretch>
                       <a:fillRect/>
@@ -15219,7 +15219,7 @@
         </w:rPr>
         <w:t xml:space="preserve">1-7의 확인 기록(</w:t>
       </w:r>
-      <w:hyperlink w:history="1" r:id="rIdp4s3ra-mya9p77dnybsbi">
+      <w:hyperlink w:history="1" r:id="rIdmhhyijafmzrfe1hkxfhcd">
         <w:r>
           <w:rPr>
             <w:rStyle w:val="Hyperlink"/>
@@ -19682,7 +19682,7 @@
         </w:rPr>
         <w:t xml:space="preserve">2-1~2-8은 확인 세션의 클로드가 브라우저 도구로 실제로 클릭하고 기다려 확인했고, 캡처 11장을 남겼음. 필자는 그 캡처를 보고 결과를 확인했음(</w:t>
       </w:r>
-      <w:hyperlink w:history="1" r:id="rIdo3clrtijlansj-zv0p34m">
+      <w:hyperlink w:history="1" r:id="rIdmjak4r6xiqlgn3_c2ac0o">
         <w:r>
           <w:rPr>
             <w:rStyle w:val="Hyperlink"/>
@@ -19725,177 +19725,6 @@
             <wp:extent cx="1343025" cy="1333500"/>
             <wp:effectExtent t="0" r="0" b="0" l="0"/>
             <wp:docPr id="2" name="" descr="" title=""/>
-            <wp:cNvGraphicFramePr>
-              <a:graphicFrameLocks xmlns:a="http://schemas.openxmlformats.org/drawingml/2006/main" noChangeAspect="1"/>
-            </wp:cNvGraphicFramePr>
-            <a:graphic xmlns:a="http://schemas.openxmlformats.org/drawingml/2006/main">
-              <a:graphicData uri="http://schemas.openxmlformats.org/drawingml/2006/picture">
-                <pic:pic xmlns:pic="http://schemas.openxmlformats.org/drawingml/2006/picture">
-                  <pic:nvPicPr>
-                    <pic:cNvPr id="0" name="" descr=""/>
-                    <pic:cNvPicPr>
-                      <a:picLocks noChangeAspect="1" noChangeArrowheads="1"/>
-                    </pic:cNvPicPr>
-                  </pic:nvPicPr>
-                  <pic:blipFill>
-                    <a:blip r:embed="rId91" cstate="none"/>
-                    <a:srcRect/>
-                    <a:stretch>
-                      <a:fillRect/>
-                    </a:stretch>
-                  </pic:blipFill>
-                  <pic:spPr bwMode="auto">
-                    <a:xfrm>
-                      <a:off x="0" y="0"/>
-                      <a:ext cx="1343025" cy="1333500"/>
-                    </a:xfrm>
-                    <a:prstGeom prst="rect">
-                      <a:avLst/>
-                    </a:prstGeom>
-                  </pic:spPr>
-                </pic:pic>
-              </a:graphicData>
-            </a:graphic>
-          </wp:inline>
-        </w:drawing>
-      </w:r>
-    </w:p>
-    <w:p>
-      <w:pPr>
-        <w:keepNext w:val="false"/>
-        <w:spacing w:after="160" w:before="0"/>
-        <w:ind w:left="720"/>
-        <w:jc w:val="left"/>
-      </w:pPr>
-      <w:r>
-        <w:rPr>
-          <w:rFonts w:ascii="맑은 고딕" w:cs="맑은 고딕" w:eastAsia="맑은 고딕" w:hAnsi="맑은 고딕"/>
-          <w:b/>
-          <w:bCs/>
-          <w:sz w:val="19"/>
-          <w:szCs w:val="19"/>
-        </w:rPr>
-        <w:t xml:space="preserve">[그림 2] 틀린 문제 다시 풀기의 결과 화면(확인 항목 2-7)</w:t>
-      </w:r>
-    </w:p>
-    <w:p>
-      <w:pPr>
-        <w:pStyle w:val="Heading2"/>
-      </w:pPr>
-      <w:bookmarkStart w:name="_Toc18" w:id="18"/>
-      <w:r>
-        <w:rPr>
-          <w:rFonts w:ascii="맑은 고딕" w:cs="맑은 고딕" w:eastAsia="맑은 고딕" w:hAnsi="맑은 고딕"/>
-        </w:rPr>
-        <w:t xml:space="preserve">4.2 학번과 이름의 표시와 배포</w:t>
-      </w:r>
-      <w:bookmarkEnd w:id="18"/>
-    </w:p>
-    <w:p>
-      <w:pPr>
-        <w:pStyle w:val="ListParagraph"/>
-        <w:numPr>
-          <w:ilvl w:val="0"/>
-          <w:numId w:val="2"/>
-        </w:numPr>
-        <w:spacing w:after="40" w:before="120" w:line="300"/>
-      </w:pPr>
-      <w:r>
-        <w:rPr>
-          <w:rFonts w:ascii="맑은 고딕" w:cs="맑은 고딕" w:eastAsia="맑은 고딕" w:hAnsi="맑은 고딕"/>
-        </w:rPr>
-        <w:t xml:space="preserve">시작 화면 맨 위에 학번과 이름을 표시해 배포했고, 배포된 주소에서 이를 확인했음</w:t>
-      </w:r>
-    </w:p>
-    <w:p>
-      <w:pPr>
-        <w:pStyle w:val="ListParagraph"/>
-        <w:numPr>
-          <w:ilvl w:val="1"/>
-          <w:numId w:val="2"/>
-        </w:numPr>
-        <w:spacing w:after="60" w:line="300"/>
-      </w:pPr>
-      <w:r>
-        <w:rPr>
-          <w:rFonts w:ascii="맑은 고딕" w:cs="맑은 고딕" w:eastAsia="맑은 고딕" w:hAnsi="맑은 고딕"/>
-        </w:rPr>
-        <w:t xml:space="preserve">[그림 3]은 배포된 주소의 시작 화면이며, 맨 위에 “학번 xxxx 이름 신해웅”이 보임</w:t>
-      </w:r>
-    </w:p>
-    <w:p>
-      <w:pPr>
-        <w:pStyle w:val="ListParagraph"/>
-        <w:numPr>
-          <w:ilvl w:val="1"/>
-          <w:numId w:val="2"/>
-        </w:numPr>
-        <w:spacing w:after="60" w:line="300"/>
-      </w:pPr>
-      <w:r>
-        <w:rPr>
-          <w:rFonts w:ascii="맑은 고딕" w:cs="맑은 고딕" w:eastAsia="맑은 고딕" w:hAnsi="맑은 고딕"/>
-        </w:rPr>
-        <w:t xml:space="preserve">필자는 채점 대상이 아니어서 학번을 xxxx로 두었음(부록 「사용한 프롬프트」의 프롬프트 29). 학생은 프롬프트 28을 옮겨 쓸 때 xxxx와 이름을 자기 학번과 이름으로 바꾸고, 배포한 뒤 시크릿 창에서 시작 화면 맨 위에 자기 학번과 이름이 보이는지 직접 확인해야 함. 과제 공고는 학번이나 이름이 없으면 -1점, 본인의 것이 아니면 0점으로 처리함</w:t>
-      </w:r>
-    </w:p>
-    <w:p>
-      <w:pPr>
-        <w:pStyle w:val="ListParagraph"/>
-        <w:numPr>
-          <w:ilvl w:val="1"/>
-          <w:numId w:val="2"/>
-        </w:numPr>
-        <w:spacing w:after="60" w:line="300"/>
-      </w:pPr>
-      <w:r>
-        <w:rPr>
-          <w:rFonts w:ascii="맑은 고딕" w:cs="맑은 고딕" w:eastAsia="맑은 고딕" w:hAnsi="맑은 고딕"/>
-        </w:rPr>
-        <w:t xml:space="preserve">2단계 구현 세션의 클로드가 학번과 이름을 </w:t>
-      </w:r>
-      <w:r>
-        <w:rPr>
-          <w:rFonts w:ascii="Consolas" w:cs="Consolas" w:eastAsia="Consolas" w:hAnsi="Consolas"/>
-          <w:sz w:val="19"/>
-          <w:szCs w:val="19"/>
-        </w:rPr>
-        <w:t xml:space="preserve">master</w:t>
-      </w:r>
-      <w:r>
-        <w:rPr>
-          <w:rFonts w:ascii="맑은 고딕" w:cs="맑은 고딕" w:eastAsia="맑은 고딕" w:hAnsi="맑은 고딕"/>
-        </w:rPr>
-        <w:t xml:space="preserve">에 바로 커밋했고, PRD의 시작 화면 요소에도 한 줄을 더했음</w:t>
-      </w:r>
-    </w:p>
-    <w:p>
-      <w:pPr>
-        <w:pStyle w:val="ListParagraph"/>
-        <w:numPr>
-          <w:ilvl w:val="1"/>
-          <w:numId w:val="2"/>
-        </w:numPr>
-        <w:spacing w:after="60" w:line="300"/>
-      </w:pPr>
-      <w:r>
-        <w:rPr>
-          <w:rFonts w:ascii="맑은 고딕" w:cs="맑은 고딕" w:eastAsia="맑은 고딕" w:hAnsi="맑은 고딕"/>
-        </w:rPr>
-        <w:t xml:space="preserve">[그림 3]의 화면은 감점 항목 다섯 가지 가운데 시작 화면 맨 위의 학번과 이름에 대한 증빙임</w:t>
-      </w:r>
-    </w:p>
-    <w:p>
-      <w:pPr>
-        <w:spacing w:after="40" w:before="80"/>
-        <w:ind w:left="720"/>
-      </w:pPr>
-      <w:r>
-        <w:drawing>
-          <wp:inline distT="0" distB="0" distL="0" distR="0">
-            <wp:extent cx="5572125" cy="3171825"/>
-            <wp:effectExtent t="0" r="0" b="0" l="0"/>
-            <wp:docPr id="3" name="" descr="" title=""/>
             <wp:cNvGraphicFramePr>
               <a:graphicFrameLocks xmlns:a="http://schemas.openxmlformats.org/drawingml/2006/main" noChangeAspect="1"/>
             </wp:cNvGraphicFramePr>
@@ -19918,6 +19747,177 @@
                   <pic:spPr bwMode="auto">
                     <a:xfrm>
                       <a:off x="0" y="0"/>
+                      <a:ext cx="1343025" cy="1333500"/>
+                    </a:xfrm>
+                    <a:prstGeom prst="rect">
+                      <a:avLst/>
+                    </a:prstGeom>
+                  </pic:spPr>
+                </pic:pic>
+              </a:graphicData>
+            </a:graphic>
+          </wp:inline>
+        </w:drawing>
+      </w:r>
+    </w:p>
+    <w:p>
+      <w:pPr>
+        <w:keepNext w:val="false"/>
+        <w:spacing w:after="160" w:before="0"/>
+        <w:ind w:left="720"/>
+        <w:jc w:val="left"/>
+      </w:pPr>
+      <w:r>
+        <w:rPr>
+          <w:rFonts w:ascii="맑은 고딕" w:cs="맑은 고딕" w:eastAsia="맑은 고딕" w:hAnsi="맑은 고딕"/>
+          <w:b/>
+          <w:bCs/>
+          <w:sz w:val="19"/>
+          <w:szCs w:val="19"/>
+        </w:rPr>
+        <w:t xml:space="preserve">[그림 2] 틀린 문제 다시 풀기의 결과 화면(확인 항목 2-7)</w:t>
+      </w:r>
+    </w:p>
+    <w:p>
+      <w:pPr>
+        <w:pStyle w:val="Heading2"/>
+      </w:pPr>
+      <w:bookmarkStart w:name="_Toc18" w:id="18"/>
+      <w:r>
+        <w:rPr>
+          <w:rFonts w:ascii="맑은 고딕" w:cs="맑은 고딕" w:eastAsia="맑은 고딕" w:hAnsi="맑은 고딕"/>
+        </w:rPr>
+        <w:t xml:space="preserve">4.2 학번과 이름의 표시와 배포</w:t>
+      </w:r>
+      <w:bookmarkEnd w:id="18"/>
+    </w:p>
+    <w:p>
+      <w:pPr>
+        <w:pStyle w:val="ListParagraph"/>
+        <w:numPr>
+          <w:ilvl w:val="0"/>
+          <w:numId w:val="2"/>
+        </w:numPr>
+        <w:spacing w:after="40" w:before="120" w:line="300"/>
+      </w:pPr>
+      <w:r>
+        <w:rPr>
+          <w:rFonts w:ascii="맑은 고딕" w:cs="맑은 고딕" w:eastAsia="맑은 고딕" w:hAnsi="맑은 고딕"/>
+        </w:rPr>
+        <w:t xml:space="preserve">시작 화면 맨 위에 학번과 이름을 표시해 배포했고, 배포된 주소에서 이를 확인했음</w:t>
+      </w:r>
+    </w:p>
+    <w:p>
+      <w:pPr>
+        <w:pStyle w:val="ListParagraph"/>
+        <w:numPr>
+          <w:ilvl w:val="1"/>
+          <w:numId w:val="2"/>
+        </w:numPr>
+        <w:spacing w:after="60" w:line="300"/>
+      </w:pPr>
+      <w:r>
+        <w:rPr>
+          <w:rFonts w:ascii="맑은 고딕" w:cs="맑은 고딕" w:eastAsia="맑은 고딕" w:hAnsi="맑은 고딕"/>
+        </w:rPr>
+        <w:t xml:space="preserve">[그림 3]은 배포된 주소의 시작 화면이며, 맨 위에 “학번 xxxx 이름 신해웅”이 보임</w:t>
+      </w:r>
+    </w:p>
+    <w:p>
+      <w:pPr>
+        <w:pStyle w:val="ListParagraph"/>
+        <w:numPr>
+          <w:ilvl w:val="1"/>
+          <w:numId w:val="2"/>
+        </w:numPr>
+        <w:spacing w:after="60" w:line="300"/>
+      </w:pPr>
+      <w:r>
+        <w:rPr>
+          <w:rFonts w:ascii="맑은 고딕" w:cs="맑은 고딕" w:eastAsia="맑은 고딕" w:hAnsi="맑은 고딕"/>
+        </w:rPr>
+        <w:t xml:space="preserve">필자는 채점 대상이 아니어서 학번을 xxxx로 두었음(부록 「사용한 프롬프트」의 프롬프트 29). 학생은 프롬프트 28을 옮겨 쓸 때 xxxx와 이름을 자기 학번과 이름으로 바꾸고, 배포한 뒤 시크릿 창에서 시작 화면 맨 위에 자기 학번과 이름이 보이는지 직접 확인해야 함. 과제 공고는 학번이나 이름이 없으면 -1점, 본인의 것이 아니면 0점으로 처리함</w:t>
+      </w:r>
+    </w:p>
+    <w:p>
+      <w:pPr>
+        <w:pStyle w:val="ListParagraph"/>
+        <w:numPr>
+          <w:ilvl w:val="1"/>
+          <w:numId w:val="2"/>
+        </w:numPr>
+        <w:spacing w:after="60" w:line="300"/>
+      </w:pPr>
+      <w:r>
+        <w:rPr>
+          <w:rFonts w:ascii="맑은 고딕" w:cs="맑은 고딕" w:eastAsia="맑은 고딕" w:hAnsi="맑은 고딕"/>
+        </w:rPr>
+        <w:t xml:space="preserve">2단계 구현 세션의 클로드가 학번과 이름을 </w:t>
+      </w:r>
+      <w:r>
+        <w:rPr>
+          <w:rFonts w:ascii="Consolas" w:cs="Consolas" w:eastAsia="Consolas" w:hAnsi="Consolas"/>
+          <w:sz w:val="19"/>
+          <w:szCs w:val="19"/>
+        </w:rPr>
+        <w:t xml:space="preserve">master</w:t>
+      </w:r>
+      <w:r>
+        <w:rPr>
+          <w:rFonts w:ascii="맑은 고딕" w:cs="맑은 고딕" w:eastAsia="맑은 고딕" w:hAnsi="맑은 고딕"/>
+        </w:rPr>
+        <w:t xml:space="preserve">에 바로 커밋했고, PRD의 시작 화면 요소에도 한 줄을 더했음</w:t>
+      </w:r>
+    </w:p>
+    <w:p>
+      <w:pPr>
+        <w:pStyle w:val="ListParagraph"/>
+        <w:numPr>
+          <w:ilvl w:val="1"/>
+          <w:numId w:val="2"/>
+        </w:numPr>
+        <w:spacing w:after="60" w:line="300"/>
+      </w:pPr>
+      <w:r>
+        <w:rPr>
+          <w:rFonts w:ascii="맑은 고딕" w:cs="맑은 고딕" w:eastAsia="맑은 고딕" w:hAnsi="맑은 고딕"/>
+        </w:rPr>
+        <w:t xml:space="preserve">[그림 3]의 화면은 감점 항목 다섯 가지 가운데 시작 화면 맨 위의 학번과 이름에 대한 증빙임</w:t>
+      </w:r>
+    </w:p>
+    <w:p>
+      <w:pPr>
+        <w:spacing w:after="40" w:before="80"/>
+        <w:ind w:left="720"/>
+      </w:pPr>
+      <w:r>
+        <w:drawing>
+          <wp:inline distT="0" distB="0" distL="0" distR="0">
+            <wp:extent cx="5572125" cy="3171825"/>
+            <wp:effectExtent t="0" r="0" b="0" l="0"/>
+            <wp:docPr id="3" name="" descr="" title=""/>
+            <wp:cNvGraphicFramePr>
+              <a:graphicFrameLocks xmlns:a="http://schemas.openxmlformats.org/drawingml/2006/main" noChangeAspect="1"/>
+            </wp:cNvGraphicFramePr>
+            <a:graphic xmlns:a="http://schemas.openxmlformats.org/drawingml/2006/main">
+              <a:graphicData uri="http://schemas.openxmlformats.org/drawingml/2006/picture">
+                <pic:pic xmlns:pic="http://schemas.openxmlformats.org/drawingml/2006/picture">
+                  <pic:nvPicPr>
+                    <pic:cNvPr id="0" name="" descr=""/>
+                    <pic:cNvPicPr>
+                      <a:picLocks noChangeAspect="1" noChangeArrowheads="1"/>
+                    </pic:cNvPicPr>
+                  </pic:nvPicPr>
+                  <pic:blipFill>
+                    <a:blip r:embed="rId93" cstate="none"/>
+                    <a:srcRect/>
+                    <a:stretch>
+                      <a:fillRect/>
+                    </a:stretch>
+                  </pic:blipFill>
+                  <pic:spPr bwMode="auto">
+                    <a:xfrm>
+                      <a:off x="0" y="0"/>
                       <a:ext cx="5572125" cy="3171825"/>
                     </a:xfrm>
                     <a:prstGeom prst="rect">
@@ -22031,7 +22031,7 @@
                     </pic:cNvPicPr>
                   </pic:nvPicPr>
                   <pic:blipFill>
-                    <a:blip r:embed="rId93" cstate="none"/>
+                    <a:blip r:embed="rId94" cstate="none"/>
                     <a:srcRect/>
                     <a:stretch>
                       <a:fillRect/>
@@ -22388,11 +22388,11 @@
         </w:tblBorders>
       </w:tblPr>
       <w:tblGrid>
-        <w:gridCol w:w="910"/>
-        <w:gridCol w:w="1881"/>
-        <w:gridCol w:w="1785"/>
-        <w:gridCol w:w="2084"/>
-        <w:gridCol w:w="2258"/>
+        <w:gridCol w:w="874"/>
+        <w:gridCol w:w="1807"/>
+        <w:gridCol w:w="1716"/>
+        <w:gridCol w:w="2003"/>
+        <w:gridCol w:w="2518"/>
       </w:tblGrid>
       <w:tr>
         <w:trPr>
@@ -22400,7 +22400,7 @@
         </w:trPr>
         <w:tc>
           <w:tcPr>
-            <w:tcW w:type="dxa" w:w="910"/>
+            <w:tcW w:type="dxa" w:w="874"/>
             <w:shd w:fill="EDEDED" w:color="auto" w:val="clear"/>
             <w:tcMar>
               <w:top w:type="dxa" w:w="40"/>
@@ -22428,7 +22428,7 @@
         </w:tc>
         <w:tc>
           <w:tcPr>
-            <w:tcW w:type="dxa" w:w="1881"/>
+            <w:tcW w:type="dxa" w:w="1807"/>
             <w:shd w:fill="EDEDED" w:color="auto" w:val="clear"/>
             <w:tcMar>
               <w:top w:type="dxa" w:w="40"/>
@@ -22456,7 +22456,7 @@
         </w:tc>
         <w:tc>
           <w:tcPr>
-            <w:tcW w:type="dxa" w:w="1785"/>
+            <w:tcW w:type="dxa" w:w="1716"/>
             <w:shd w:fill="EDEDED" w:color="auto" w:val="clear"/>
             <w:tcMar>
               <w:top w:type="dxa" w:w="40"/>
@@ -22484,7 +22484,7 @@
         </w:tc>
         <w:tc>
           <w:tcPr>
-            <w:tcW w:type="dxa" w:w="2084"/>
+            <w:tcW w:type="dxa" w:w="2003"/>
             <w:shd w:fill="EDEDED" w:color="auto" w:val="clear"/>
             <w:tcMar>
               <w:top w:type="dxa" w:w="40"/>
@@ -22512,7 +22512,7 @@
         </w:tc>
         <w:tc>
           <w:tcPr>
-            <w:tcW w:type="dxa" w:w="2258"/>
+            <w:tcW w:type="dxa" w:w="2518"/>
             <w:shd w:fill="EDEDED" w:color="auto" w:val="clear"/>
             <w:tcMar>
               <w:top w:type="dxa" w:w="40"/>
@@ -22545,7 +22545,7 @@
         </w:trPr>
         <w:tc>
           <w:tcPr>
-            <w:tcW w:type="dxa" w:w="910"/>
+            <w:tcW w:type="dxa" w:w="874"/>
             <w:tcMar>
               <w:top w:type="dxa" w:w="40"/>
               <w:left w:type="dxa" w:w="80"/>
@@ -22572,7 +22572,7 @@
         </w:tc>
         <w:tc>
           <w:tcPr>
-            <w:tcW w:type="dxa" w:w="1881"/>
+            <w:tcW w:type="dxa" w:w="1807"/>
             <w:tcMar>
               <w:top w:type="dxa" w:w="40"/>
               <w:left w:type="dxa" w:w="80"/>
@@ -22599,7 +22599,7 @@
         </w:tc>
         <w:tc>
           <w:tcPr>
-            <w:tcW w:type="dxa" w:w="1785"/>
+            <w:tcW w:type="dxa" w:w="1716"/>
             <w:tcMar>
               <w:top w:type="dxa" w:w="40"/>
               <w:left w:type="dxa" w:w="80"/>
@@ -22626,7 +22626,7 @@
         </w:tc>
         <w:tc>
           <w:tcPr>
-            <w:tcW w:type="dxa" w:w="2084"/>
+            <w:tcW w:type="dxa" w:w="2003"/>
             <w:tcMar>
               <w:top w:type="dxa" w:w="40"/>
               <w:left w:type="dxa" w:w="80"/>
@@ -22671,7 +22671,7 @@
         </w:tc>
         <w:tc>
           <w:tcPr>
-            <w:tcW w:type="dxa" w:w="2258"/>
+            <w:tcW w:type="dxa" w:w="2518"/>
             <w:tcMar>
               <w:top w:type="dxa" w:w="40"/>
               <w:left w:type="dxa" w:w="80"/>
@@ -22721,7 +22721,7 @@
         </w:trPr>
         <w:tc>
           <w:tcPr>
-            <w:tcW w:type="dxa" w:w="910"/>
+            <w:tcW w:type="dxa" w:w="874"/>
             <w:tcMar>
               <w:top w:type="dxa" w:w="40"/>
               <w:left w:type="dxa" w:w="80"/>
@@ -22748,7 +22748,7 @@
         </w:tc>
         <w:tc>
           <w:tcPr>
-            <w:tcW w:type="dxa" w:w="1881"/>
+            <w:tcW w:type="dxa" w:w="1807"/>
             <w:tcMar>
               <w:top w:type="dxa" w:w="40"/>
               <w:left w:type="dxa" w:w="80"/>
@@ -22775,7 +22775,7 @@
         </w:tc>
         <w:tc>
           <w:tcPr>
-            <w:tcW w:type="dxa" w:w="1785"/>
+            <w:tcW w:type="dxa" w:w="1716"/>
             <w:tcMar>
               <w:top w:type="dxa" w:w="40"/>
               <w:left w:type="dxa" w:w="80"/>
@@ -22802,7 +22802,7 @@
         </w:tc>
         <w:tc>
           <w:tcPr>
-            <w:tcW w:type="dxa" w:w="2084"/>
+            <w:tcW w:type="dxa" w:w="2003"/>
             <w:tcMar>
               <w:top w:type="dxa" w:w="40"/>
               <w:left w:type="dxa" w:w="80"/>
@@ -22847,7 +22847,7 @@
         </w:tc>
         <w:tc>
           <w:tcPr>
-            <w:tcW w:type="dxa" w:w="2258"/>
+            <w:tcW w:type="dxa" w:w="2518"/>
             <w:tcMar>
               <w:top w:type="dxa" w:w="40"/>
               <w:left w:type="dxa" w:w="80"/>
@@ -22897,7 +22897,7 @@
         </w:trPr>
         <w:tc>
           <w:tcPr>
-            <w:tcW w:type="dxa" w:w="910"/>
+            <w:tcW w:type="dxa" w:w="874"/>
             <w:tcMar>
               <w:top w:type="dxa" w:w="40"/>
               <w:left w:type="dxa" w:w="80"/>
@@ -22924,7 +22924,7 @@
         </w:tc>
         <w:tc>
           <w:tcPr>
-            <w:tcW w:type="dxa" w:w="1881"/>
+            <w:tcW w:type="dxa" w:w="1807"/>
             <w:tcMar>
               <w:top w:type="dxa" w:w="40"/>
               <w:left w:type="dxa" w:w="80"/>
@@ -22951,7 +22951,7 @@
         </w:tc>
         <w:tc>
           <w:tcPr>
-            <w:tcW w:type="dxa" w:w="1785"/>
+            <w:tcW w:type="dxa" w:w="1716"/>
             <w:tcMar>
               <w:top w:type="dxa" w:w="40"/>
               <w:left w:type="dxa" w:w="80"/>
@@ -22978,7 +22978,7 @@
         </w:tc>
         <w:tc>
           <w:tcPr>
-            <w:tcW w:type="dxa" w:w="2084"/>
+            <w:tcW w:type="dxa" w:w="2003"/>
             <w:tcMar>
               <w:top w:type="dxa" w:w="40"/>
               <w:left w:type="dxa" w:w="80"/>
@@ -23023,7 +23023,7 @@
         </w:tc>
         <w:tc>
           <w:tcPr>
-            <w:tcW w:type="dxa" w:w="2258"/>
+            <w:tcW w:type="dxa" w:w="2518"/>
             <w:tcMar>
               <w:top w:type="dxa" w:w="40"/>
               <w:left w:type="dxa" w:w="80"/>
@@ -23055,7 +23055,7 @@
         </w:trPr>
         <w:tc>
           <w:tcPr>
-            <w:tcW w:type="dxa" w:w="910"/>
+            <w:tcW w:type="dxa" w:w="874"/>
             <w:tcMar>
               <w:top w:type="dxa" w:w="40"/>
               <w:left w:type="dxa" w:w="80"/>
@@ -23082,7 +23082,7 @@
         </w:tc>
         <w:tc>
           <w:tcPr>
-            <w:tcW w:type="dxa" w:w="1881"/>
+            <w:tcW w:type="dxa" w:w="1807"/>
             <w:tcMar>
               <w:top w:type="dxa" w:w="40"/>
               <w:left w:type="dxa" w:w="80"/>
@@ -23109,7 +23109,7 @@
         </w:tc>
         <w:tc>
           <w:tcPr>
-            <w:tcW w:type="dxa" w:w="1785"/>
+            <w:tcW w:type="dxa" w:w="1716"/>
             <w:tcMar>
               <w:top w:type="dxa" w:w="40"/>
               <w:left w:type="dxa" w:w="80"/>
@@ -23136,7 +23136,7 @@
         </w:tc>
         <w:tc>
           <w:tcPr>
-            <w:tcW w:type="dxa" w:w="2084"/>
+            <w:tcW w:type="dxa" w:w="2003"/>
             <w:tcMar>
               <w:top w:type="dxa" w:w="40"/>
               <w:left w:type="dxa" w:w="80"/>
@@ -23199,7 +23199,7 @@
         </w:tc>
         <w:tc>
           <w:tcPr>
-            <w:tcW w:type="dxa" w:w="2258"/>
+            <w:tcW w:type="dxa" w:w="2518"/>
             <w:tcMar>
               <w:top w:type="dxa" w:w="40"/>
               <w:left w:type="dxa" w:w="80"/>
@@ -23231,7 +23231,7 @@
         </w:trPr>
         <w:tc>
           <w:tcPr>
-            <w:tcW w:type="dxa" w:w="910"/>
+            <w:tcW w:type="dxa" w:w="874"/>
             <w:tcMar>
               <w:top w:type="dxa" w:w="40"/>
               <w:left w:type="dxa" w:w="80"/>
@@ -23258,7 +23258,7 @@
         </w:tc>
         <w:tc>
           <w:tcPr>
-            <w:tcW w:type="dxa" w:w="1881"/>
+            <w:tcW w:type="dxa" w:w="1807"/>
             <w:tcMar>
               <w:top w:type="dxa" w:w="40"/>
               <w:left w:type="dxa" w:w="80"/>
@@ -23285,7 +23285,7 @@
         </w:tc>
         <w:tc>
           <w:tcPr>
-            <w:tcW w:type="dxa" w:w="1785"/>
+            <w:tcW w:type="dxa" w:w="1716"/>
             <w:tcMar>
               <w:top w:type="dxa" w:w="40"/>
               <w:left w:type="dxa" w:w="80"/>
@@ -23312,7 +23312,7 @@
         </w:tc>
         <w:tc>
           <w:tcPr>
-            <w:tcW w:type="dxa" w:w="2084"/>
+            <w:tcW w:type="dxa" w:w="2003"/>
             <w:tcMar>
               <w:top w:type="dxa" w:w="40"/>
               <w:left w:type="dxa" w:w="80"/>
@@ -23357,7 +23357,7 @@
         </w:tc>
         <w:tc>
           <w:tcPr>
-            <w:tcW w:type="dxa" w:w="2258"/>
+            <w:tcW w:type="dxa" w:w="2518"/>
             <w:tcMar>
               <w:top w:type="dxa" w:w="40"/>
               <w:left w:type="dxa" w:w="80"/>
@@ -23389,7 +23389,7 @@
         </w:trPr>
         <w:tc>
           <w:tcPr>
-            <w:tcW w:type="dxa" w:w="910"/>
+            <w:tcW w:type="dxa" w:w="874"/>
             <w:tcMar>
               <w:top w:type="dxa" w:w="40"/>
               <w:left w:type="dxa" w:w="80"/>
@@ -23416,7 +23416,7 @@
         </w:tc>
         <w:tc>
           <w:tcPr>
-            <w:tcW w:type="dxa" w:w="1881"/>
+            <w:tcW w:type="dxa" w:w="1807"/>
             <w:tcMar>
               <w:top w:type="dxa" w:w="40"/>
               <w:left w:type="dxa" w:w="80"/>
@@ -23461,7 +23461,7 @@
         </w:tc>
         <w:tc>
           <w:tcPr>
-            <w:tcW w:type="dxa" w:w="1785"/>
+            <w:tcW w:type="dxa" w:w="1716"/>
             <w:tcMar>
               <w:top w:type="dxa" w:w="40"/>
               <w:left w:type="dxa" w:w="80"/>
@@ -23488,7 +23488,7 @@
         </w:tc>
         <w:tc>
           <w:tcPr>
-            <w:tcW w:type="dxa" w:w="2084"/>
+            <w:tcW w:type="dxa" w:w="2003"/>
             <w:tcMar>
               <w:top w:type="dxa" w:w="40"/>
               <w:left w:type="dxa" w:w="80"/>
@@ -23533,7 +23533,7 @@
         </w:tc>
         <w:tc>
           <w:tcPr>
-            <w:tcW w:type="dxa" w:w="2258"/>
+            <w:tcW w:type="dxa" w:w="2518"/>
             <w:tcMar>
               <w:top w:type="dxa" w:w="40"/>
               <w:left w:type="dxa" w:w="80"/>
@@ -23572,7 +23572,25 @@
                 <w:sz w:val="18"/>
                 <w:szCs w:val="18"/>
               </w:rPr>
-              <w:t xml:space="preserve">). 배포 주소에서는 아직 확인하지 않았음</w:t>
+              <w:t xml:space="preserve">). 올린 뒤 배포 주소에서도 힌트 예술과 문화를 10/10으로 끝내고 저장하자 같은 꼴의 문장이 나왔음(</w:t>
+            </w:r>
+            <w:r>
+              <w:rPr>
+                <w:rFonts w:ascii="Consolas" w:cs="Consolas" w:eastAsia="Consolas" w:hAnsi="Consolas"/>
+                <w:sz w:val="17"/>
+                <w:szCs w:val="17"/>
+              </w:rPr>
+              <w:t xml:space="preserve">report/증빙/rank-message-deploy.png</w:t>
+            </w:r>
+            <w:r>
+              <w:rPr>
+                <w:rFonts w:ascii="맑은 고딕" w:cs="맑은 고딕" w:eastAsia="맑은 고딕" w:hAnsi="맑은 고딕"/>
+                <w:b w:val="false"/>
+                <w:bCs w:val="false"/>
+                <w:sz w:val="18"/>
+                <w:szCs w:val="18"/>
+              </w:rPr>
+              <w:t xml:space="preserve">)</w:t>
             </w:r>
           </w:p>
         </w:tc>
@@ -23583,7 +23601,7 @@
         </w:trPr>
         <w:tc>
           <w:tcPr>
-            <w:tcW w:type="dxa" w:w="910"/>
+            <w:tcW w:type="dxa" w:w="874"/>
             <w:tcMar>
               <w:top w:type="dxa" w:w="40"/>
               <w:left w:type="dxa" w:w="80"/>
@@ -23628,7 +23646,7 @@
         </w:tc>
         <w:tc>
           <w:tcPr>
-            <w:tcW w:type="dxa" w:w="1881"/>
+            <w:tcW w:type="dxa" w:w="1807"/>
             <w:tcMar>
               <w:top w:type="dxa" w:w="40"/>
               <w:left w:type="dxa" w:w="80"/>
@@ -23655,7 +23673,7 @@
         </w:tc>
         <w:tc>
           <w:tcPr>
-            <w:tcW w:type="dxa" w:w="1785"/>
+            <w:tcW w:type="dxa" w:w="1716"/>
             <w:tcMar>
               <w:top w:type="dxa" w:w="40"/>
               <w:left w:type="dxa" w:w="80"/>
@@ -23682,7 +23700,7 @@
         </w:tc>
         <w:tc>
           <w:tcPr>
-            <w:tcW w:type="dxa" w:w="2084"/>
+            <w:tcW w:type="dxa" w:w="2003"/>
             <w:tcMar>
               <w:top w:type="dxa" w:w="40"/>
               <w:left w:type="dxa" w:w="80"/>
@@ -23727,7 +23745,7 @@
         </w:tc>
         <w:tc>
           <w:tcPr>
-            <w:tcW w:type="dxa" w:w="2258"/>
+            <w:tcW w:type="dxa" w:w="2518"/>
             <w:tcMar>
               <w:top w:type="dxa" w:w="40"/>
               <w:left w:type="dxa" w:w="80"/>
@@ -27368,7 +27386,7 @@
                     </pic:cNvPicPr>
                   </pic:nvPicPr>
                   <pic:blipFill>
-                    <a:blip r:embed="rId94" cstate="none"/>
+                    <a:blip r:embed="rId95" cstate="none"/>
                     <a:srcRect/>
                     <a:stretch>
                       <a:fillRect/>
@@ -27610,7 +27628,7 @@
                     </pic:cNvPicPr>
                   </pic:nvPicPr>
                   <pic:blipFill>
-                    <a:blip r:embed="rId95" cstate="none"/>
+                    <a:blip r:embed="rId96" cstate="none"/>
                     <a:srcRect/>
                     <a:stretch>
                       <a:fillRect/>
@@ -27674,7 +27692,7 @@
                     </pic:cNvPicPr>
                   </pic:nvPicPr>
                   <pic:blipFill>
-                    <a:blip r:embed="rId96" cstate="none"/>
+                    <a:blip r:embed="rId97" cstate="none"/>
                     <a:srcRect/>
                     <a:stretch>
                       <a:fillRect/>
@@ -31529,7 +31547,7 @@
         </w:rPr>
         <w:t xml:space="preserve">바뀐 12문항은 확인표(</w:t>
       </w:r>
-      <w:hyperlink w:history="1" r:id="rIddf0ubmdgig3jkqz3juaqv">
+      <w:hyperlink w:history="1" r:id="rIdizgyisjwm-_xs30natwsv">
         <w:r>
           <w:rPr>
             <w:rStyle w:val="Hyperlink"/>
@@ -42119,7 +42137,7 @@
         </w:rPr>
         <w:t xml:space="preserve">1. 강맹규 원저, 신해웅 편집, </w:t>
       </w:r>
-      <w:hyperlink w:history="1" r:id="rId159qflva0gpl5rhcvwl_g">
+      <w:hyperlink w:history="1" r:id="rIdfitjecgrwyvp0ogtgm299">
         <w:r>
           <w:rPr>
             <w:rStyle w:val="Hyperlink"/>
@@ -42145,7 +42163,7 @@
         </w:rPr>
         <w:t xml:space="preserve">2. 신해웅, "</w:t>
       </w:r>
-      <w:hyperlink w:history="1" r:id="rIdd8igpc8k6smxv1m7_wxba">
+      <w:hyperlink w:history="1" r:id="rIduv9qosgyjhvrqurg4-_tz">
         <w:r>
           <w:rPr>
             <w:rStyle w:val="Hyperlink"/>
@@ -42171,7 +42189,7 @@
         </w:rPr>
         <w:t xml:space="preserve">3. 신해웅, "</w:t>
       </w:r>
-      <w:hyperlink w:history="1" r:id="rIdufj7hqieiizmuse5mr8uj">
+      <w:hyperlink w:history="1" r:id="rId0u5cn0ucqnkrw26ytvula">
         <w:r>
           <w:rPr>
             <w:rStyle w:val="Hyperlink"/>
@@ -42197,7 +42215,7 @@
         </w:rPr>
         <w:t xml:space="preserve">4. 신해웅, "</w:t>
       </w:r>
-      <w:hyperlink w:history="1" r:id="rIdq8lxnwff_uzsojxu8vv0e">
+      <w:hyperlink w:history="1" r:id="rIdmlsw4l8aopguvdbwbe-t8">
         <w:r>
           <w:rPr>
             <w:rStyle w:val="Hyperlink"/>
@@ -42237,7 +42255,7 @@
         </w:rPr>
         <w:t xml:space="preserve">5. 신해웅, "</w:t>
       </w:r>
-      <w:hyperlink w:history="1" r:id="rIdhexxk86ahzyeurizgxp8d">
+      <w:hyperlink w:history="1" r:id="rIdzii-mlz7smpbanx20bbei">
         <w:r>
           <w:rPr>
             <w:rStyle w:val="Hyperlink"/>
@@ -42263,7 +42281,7 @@
         </w:rPr>
         <w:t xml:space="preserve">6. Fowler, M., "</w:t>
       </w:r>
-      <w:hyperlink w:history="1" r:id="rIdbgror-4h5htwfmiwpqxe9">
+      <w:hyperlink w:history="1" r:id="rIdbflctu4njuqua9v5zve4s">
         <w:r>
           <w:rPr>
             <w:rStyle w:val="Hyperlink"/>
@@ -42289,7 +42307,7 @@
         </w:rPr>
         <w:t xml:space="preserve">7. Fowler, M., "</w:t>
       </w:r>
-      <w:hyperlink w:history="1" r:id="rIdncln9nxgn81k2-zfbcwa-">
+      <w:hyperlink w:history="1" r:id="rIdw7dufjjg6csqczgiorcah">
         <w:r>
           <w:rPr>
             <w:rStyle w:val="Hyperlink"/>
@@ -42315,7 +42333,7 @@
         </w:rPr>
         <w:t xml:space="preserve">8. Git Project, "</w:t>
       </w:r>
-      <w:hyperlink w:history="1" r:id="rIdtf3ajgjoz3xymy7vjaqnm">
+      <w:hyperlink w:history="1" r:id="rIdoxdxfcqnsurrorjyrceei">
         <w:r>
           <w:rPr>
             <w:rStyle w:val="Hyperlink"/>
@@ -42341,7 +42359,7 @@
         </w:rPr>
         <w:t xml:space="preserve">9. Vincent, J., "</w:t>
       </w:r>
-      <w:hyperlink w:history="1" r:id="rIdz1cayrg3rfnpm0ab5ykj6">
+      <w:hyperlink w:history="1" r:id="rIdapjcyuaeyurtkdfxtu1wa">
         <w:r>
           <w:rPr>
             <w:rStyle w:val="Hyperlink"/>
@@ -42367,7 +42385,7 @@
         </w:rPr>
         <w:t xml:space="preserve">10. W3C, "</w:t>
       </w:r>
-      <w:hyperlink w:history="1" r:id="rIdq969u_v3p7hyly0yui4o0">
+      <w:hyperlink w:history="1" r:id="rId2re2yfxjreekh8xfetg1n">
         <w:r>
           <w:rPr>
             <w:rStyle w:val="Hyperlink"/>
@@ -42393,7 +42411,7 @@
         </w:rPr>
         <w:t xml:space="preserve">11. GitHub, "</w:t>
       </w:r>
-      <w:hyperlink w:history="1" r:id="rId00jkpufwzyooyiqylbkql">
+      <w:hyperlink w:history="1" r:id="rIdrod-t1_zwpqthvaxng16c">
         <w:r>
           <w:rPr>
             <w:rStyle w:val="Hyperlink"/>
@@ -42419,7 +42437,7 @@
         </w:rPr>
         <w:t xml:space="preserve">12. OpenAI, "</w:t>
       </w:r>
-      <w:hyperlink w:history="1" r:id="rIdh6niz3e7yuo88q6zli3c3">
+      <w:hyperlink w:history="1" r:id="rIdj_j06ip5ywbmqkfefqyct">
         <w:r>
           <w:rPr>
             <w:rStyle w:val="Hyperlink"/>
@@ -42445,7 +42463,7 @@
         </w:rPr>
         <w:t xml:space="preserve">13. Anthropic, "</w:t>
       </w:r>
-      <w:hyperlink w:history="1" r:id="rIduui-kfurevd_ffncpwkyx">
+      <w:hyperlink w:history="1" r:id="rIdudlrdye6sgnpkq-hfwp5v">
         <w:r>
           <w:rPr>
             <w:rStyle w:val="Hyperlink"/>
@@ -42471,7 +42489,7 @@
         </w:rPr>
         <w:t xml:space="preserve">14. Anthropic, "</w:t>
       </w:r>
-      <w:hyperlink w:history="1" r:id="rIdlbu5qkg8k7vybej9han8w">
+      <w:hyperlink w:history="1" r:id="rIdjsjwc9e-vrqbxdfonxqin">
         <w:r>
           <w:rPr>
             <w:rStyle w:val="Hyperlink"/>
@@ -42497,7 +42515,7 @@
         </w:rPr>
         <w:t xml:space="preserve">15. Anthropic, "</w:t>
       </w:r>
-      <w:hyperlink w:history="1" r:id="rIdc6pxf4exgxtjcfmqfgchx">
+      <w:hyperlink w:history="1" r:id="rId5kgjkrcvqpby1ktq6kqae">
         <w:r>
           <w:rPr>
             <w:rStyle w:val="Hyperlink"/>
@@ -42523,7 +42541,7 @@
         </w:rPr>
         <w:t xml:space="preserve">16. Anthropic, "</w:t>
       </w:r>
-      <w:hyperlink w:history="1" r:id="rIdpxgau0ck5kk2jvaiidvpe">
+      <w:hyperlink w:history="1" r:id="rIdko3ebdo4_2narxp_37qoe">
         <w:r>
           <w:rPr>
             <w:rStyle w:val="Hyperlink"/>
@@ -42549,7 +42567,7 @@
         </w:rPr>
         <w:t xml:space="preserve">17. Anthropic, "</w:t>
       </w:r>
-      <w:hyperlink w:history="1" r:id="rIdff0zswa1b0tn1pxss915l">
+      <w:hyperlink w:history="1" r:id="rIdbohg5_9sbk5ezrxobkqiu">
         <w:r>
           <w:rPr>
             <w:rStyle w:val="Hyperlink"/>
@@ -42575,7 +42593,7 @@
         </w:rPr>
         <w:t xml:space="preserve">18. Anthropic, "</w:t>
       </w:r>
-      <w:hyperlink w:history="1" r:id="rIdl2xdmlt0wmivm2q40ousv">
+      <w:hyperlink w:history="1" r:id="rId5k3qza-na7yny4h5invlj">
         <w:r>
           <w:rPr>
             <w:rStyle w:val="Hyperlink"/>
@@ -42601,7 +42619,7 @@
         </w:rPr>
         <w:t xml:space="preserve">19. Google, "</w:t>
       </w:r>
-      <w:hyperlink w:history="1" r:id="rIdxe0hutzq-bzsv6pllpjlv">
+      <w:hyperlink w:history="1" r:id="rIdv30fxq9atjkivrfotpdtm">
         <w:r>
           <w:rPr>
             <w:rStyle w:val="Hyperlink"/>
@@ -42627,7 +42645,7 @@
         </w:rPr>
         <w:t xml:space="preserve">20. Google, "</w:t>
       </w:r>
-      <w:hyperlink w:history="1" r:id="rIdu7xreehn8mgk7pmtmu87c">
+      <w:hyperlink w:history="1" r:id="rIdfnibbk7ewtdtfscodwily">
         <w:r>
           <w:rPr>
             <w:rStyle w:val="Hyperlink"/>
@@ -52173,7 +52191,86 @@
         <w:rPr>
           <w:rFonts w:ascii="맑은 고딕" w:cs="맑은 고딕" w:eastAsia="맑은 고딕" w:hAnsi="맑은 고딕"/>
         </w:rPr>
-        <w:t xml:space="preserve">실습 세션과 확인 세션의 대화 기록은 </w:t>
+        <w:t xml:space="preserve">실습 세션과 확인 세션의 대화 기록은 저장소의 </w:t>
+      </w:r>
+      <w:hyperlink w:history="1" r:id="rIdktdt3yptm0txdtdckc_lc">
+        <w:r>
+          <w:rPr>
+            <w:rStyle w:val="Hyperlink"/>
+            <w:rFonts w:ascii="맑은 고딕" w:cs="맑은 고딕" w:eastAsia="맑은 고딕" w:hAnsi="맑은 고딕"/>
+          </w:rPr>
+          <w:t xml:space="preserve">report/대화 기록</w:t>
+        </w:r>
+      </w:hyperlink>
+      <w:r>
+        <w:rPr>
+          <w:rFonts w:ascii="맑은 고딕" w:cs="맑은 고딕" w:eastAsia="맑은 고딕" w:hAnsi="맑은 고딕"/>
+        </w:rPr>
+        <w:t xml:space="preserve"> 폴더에 읽기용 변환본(md)과 원본(zip)으로 둠</w:t>
+      </w:r>
+    </w:p>
+    <w:p>
+      <w:pPr>
+        <w:pStyle w:val="ListParagraph"/>
+        <w:numPr>
+          <w:ilvl w:val="1"/>
+          <w:numId w:val="2"/>
+        </w:numPr>
+        <w:spacing w:after="60" w:line="300"/>
+      </w:pPr>
+      <w:r>
+        <w:rPr>
+          <w:rFonts w:ascii="맑은 고딕" w:cs="맑은 고딕" w:eastAsia="맑은 고딕" w:hAnsi="맑은 고딕"/>
+        </w:rPr>
+        <w:t xml:space="preserve">대화 기록의 “[guard] 답을 고치는 중임.” 한 줄은 점검 장치가 답을 막고 클로드가 다시 쓰는 동안 화면에 남은 표시임(1.3절)</w:t>
+      </w:r>
+    </w:p>
+    <w:p>
+      <w:pPr>
+        <w:pStyle w:val="ListParagraph"/>
+        <w:numPr>
+          <w:ilvl w:val="1"/>
+          <w:numId w:val="2"/>
+        </w:numPr>
+        <w:spacing w:after="60" w:line="300"/>
+      </w:pPr>
+      <w:r>
+        <w:rPr>
+          <w:rFonts w:ascii="맑은 고딕" w:cs="맑은 고딕" w:eastAsia="맑은 고딕" w:hAnsi="맑은 고딕"/>
+        </w:rPr>
+        <w:t xml:space="preserve">공개하기 전에 필자의 메일 주소를 가렸음</w:t>
+      </w:r>
+    </w:p>
+    <w:p>
+      <w:pPr>
+        <w:pStyle w:val="ListParagraph"/>
+        <w:numPr>
+          <w:ilvl w:val="1"/>
+          <w:numId w:val="2"/>
+        </w:numPr>
+        <w:spacing w:after="60" w:line="300"/>
+      </w:pPr>
+      <w:r>
+        <w:rPr>
+          <w:rFonts w:ascii="맑은 고딕" w:cs="맑은 고딕" w:eastAsia="맑은 고딕" w:hAnsi="맑은 고딕"/>
+        </w:rPr>
+        <w:t xml:space="preserve">확인 세션 3은 보고서를 쓴 세션이며, 2026-10-11 21:13까지의 기록을 옮겼음</w:t>
+      </w:r>
+    </w:p>
+    <w:p>
+      <w:pPr>
+        <w:pStyle w:val="ListParagraph"/>
+        <w:numPr>
+          <w:ilvl w:val="1"/>
+          <w:numId w:val="2"/>
+        </w:numPr>
+        <w:spacing w:after="60" w:line="300"/>
+      </w:pPr>
+      <w:r>
+        <w:rPr>
+          <w:rFonts w:ascii="맑은 고딕" w:cs="맑은 고딕" w:eastAsia="맑은 고딕" w:hAnsi="맑은 고딕"/>
+        </w:rPr>
+        <w:t xml:space="preserve">파일 이름은 [표 2]의 세션 번호와 이름으로 붙였음(예: </w:t>
       </w:r>
       <w:r>
         <w:rPr>
@@ -52181,61 +52278,27 @@
           <w:sz w:val="19"/>
           <w:szCs w:val="19"/>
         </w:rPr>
-        <w:t xml:space="preserve">report/대화 기록</w:t>
-      </w:r>
-      <w:r>
-        <w:rPr>
-          <w:rFonts w:ascii="맑은 고딕" w:cs="맑은 고딕" w:eastAsia="맑은 고딕" w:hAnsi="맑은 고딕"/>
-        </w:rPr>
-        <w:t xml:space="preserve"> 폴더에 읽기용 변환본(md)과 원본(zip)으로 둠</w:t>
-      </w:r>
-    </w:p>
-    <w:p>
-      <w:pPr>
-        <w:pStyle w:val="ListParagraph"/>
-        <w:numPr>
-          <w:ilvl w:val="1"/>
-          <w:numId w:val="2"/>
-        </w:numPr>
-        <w:spacing w:after="60" w:line="300"/>
-      </w:pPr>
-      <w:r>
-        <w:rPr>
-          <w:rFonts w:ascii="맑은 고딕" w:cs="맑은 고딕" w:eastAsia="맑은 고딕" w:hAnsi="맑은 고딕"/>
-        </w:rPr>
-        <w:t xml:space="preserve">대화 기록의 “[guard] 답을 고치는 중임.” 한 줄은 점검 장치가 답을 막고 클로드가 다시 쓰는 동안 화면에 남은 표시임(1.3절)</w:t>
-      </w:r>
-    </w:p>
-    <w:p>
-      <w:pPr>
-        <w:pStyle w:val="ListParagraph"/>
-        <w:numPr>
-          <w:ilvl w:val="1"/>
-          <w:numId w:val="2"/>
-        </w:numPr>
-        <w:spacing w:after="60" w:line="300"/>
-      </w:pPr>
-      <w:r>
-        <w:rPr>
-          <w:rFonts w:ascii="맑은 고딕" w:cs="맑은 고딕" w:eastAsia="맑은 고딕" w:hAnsi="맑은 고딕"/>
-        </w:rPr>
-        <w:t xml:space="preserve">공개하기 전에 실제 메일 주소와 개인 정보를 가림</w:t>
-      </w:r>
-    </w:p>
-    <w:p>
-      <w:pPr>
-        <w:pStyle w:val="ListParagraph"/>
-        <w:numPr>
-          <w:ilvl w:val="1"/>
-          <w:numId w:val="2"/>
-        </w:numPr>
-        <w:spacing w:after="60" w:line="300"/>
-      </w:pPr>
-      <w:r>
-        <w:rPr>
-          <w:rFonts w:ascii="맑은 고딕" w:cs="맑은 고딕" w:eastAsia="맑은 고딕" w:hAnsi="맑은 고딕"/>
-        </w:rPr>
-        <w:t xml:space="preserve">파일 이름은 [표 2]의 세션 번호와 이름으로 붙임</w:t>
+        <w:t xml:space="preserve">11 명령어 세션.md</w:t>
+      </w:r>
+      <w:r>
+        <w:rPr>
+          <w:rFonts w:ascii="맑은 고딕" w:cs="맑은 고딕" w:eastAsia="맑은 고딕" w:hAnsi="맑은 고딕"/>
+        </w:rPr>
+        <w:t xml:space="preserve">, </w:t>
+      </w:r>
+      <w:r>
+        <w:rPr>
+          <w:rFonts w:ascii="Consolas" w:cs="Consolas" w:eastAsia="Consolas" w:hAnsi="Consolas"/>
+          <w:sz w:val="19"/>
+          <w:szCs w:val="19"/>
+        </w:rPr>
+        <w:t xml:space="preserve">11 명령어 세션 원본.zip</w:t>
+      </w:r>
+      <w:r>
+        <w:rPr>
+          <w:rFonts w:ascii="맑은 고딕" w:cs="맑은 고딕" w:eastAsia="맑은 고딕" w:hAnsi="맑은 고딕"/>
+        </w:rPr>
+        <w:t xml:space="preserve">)</w:t>
       </w:r>
     </w:p>
     <w:sectPr>
